--- a/handouts/LSH_Day3_PI_Reception_Activity_Worksheet.docx
+++ b/handouts/LSH_Day3_PI_Reception_Activity_Worksheet.docx
@@ -7,7 +7,7 @@
         <w:pStyle w:val="Title"/>
       </w:pPr>
       <w:r>
-        <w:t>PI Reception Activity: 6 Practice Calls</w:t>
+        <w:t>Call Intake &amp; Data Extraction: 6 Practice Calls</w:t>
       </w:r>
     </w:p>
     <w:p>
@@ -17,7 +17,7 @@
     </w:p>
     <w:p>
       <w:r>
-        <w:t>Listen to each call on the Day 3 slide and fill in its 5 data points, then the call's challenge: what made it hard, and what the VA did about it.</w:t>
+        <w:t>Listen to each call on the Day 3 slide and fill in its 5 data points, then reflect on the call's challenge: the obstacle (what made the call difficult) and the VA's response (how the receptionist handled it).</w:t>
       </w:r>
     </w:p>
     <w:p>
@@ -184,7 +184,33 @@
               <w:rPr>
                 <w:b/>
               </w:rPr>
-              <w:t>The challenge, and how the VA handled it</w:t>
+              <w:t>Reflection: the obstacle (what made the call difficult)</w:t>
+            </w:r>
+          </w:p>
+        </w:tc>
+        <w:tc>
+          <w:tcPr>
+            <w:tcW w:type="dxa" w:w="6000"/>
+          </w:tcPr>
+          <w:p>
+            <w:r>
+              <w:br/>
+            </w:r>
+          </w:p>
+        </w:tc>
+      </w:tr>
+      <w:tr>
+        <w:tc>
+          <w:tcPr>
+            <w:tcW w:type="dxa" w:w="3400"/>
+            <w:shd w:val="clear" w:color="auto" w:fill="E8EBF5"/>
+          </w:tcPr>
+          <w:p>
+            <w:r>
+              <w:rPr>
+                <w:b/>
+              </w:rPr>
+              <w:t>Reflection: the VA's response (how the receptionist handled it)</w:t>
             </w:r>
           </w:p>
         </w:tc>
@@ -359,7 +385,33 @@
               <w:rPr>
                 <w:b/>
               </w:rPr>
-              <w:t>The challenge, and how the VA handled it</w:t>
+              <w:t>Reflection: the obstacle (what made the call difficult)</w:t>
+            </w:r>
+          </w:p>
+        </w:tc>
+        <w:tc>
+          <w:tcPr>
+            <w:tcW w:type="dxa" w:w="6000"/>
+          </w:tcPr>
+          <w:p>
+            <w:r>
+              <w:br/>
+            </w:r>
+          </w:p>
+        </w:tc>
+      </w:tr>
+      <w:tr>
+        <w:tc>
+          <w:tcPr>
+            <w:tcW w:type="dxa" w:w="3400"/>
+            <w:shd w:val="clear" w:color="auto" w:fill="E8EBF5"/>
+          </w:tcPr>
+          <w:p>
+            <w:r>
+              <w:rPr>
+                <w:b/>
+              </w:rPr>
+              <w:t>Reflection: the VA's response (how the receptionist handled it)</w:t>
             </w:r>
           </w:p>
         </w:tc>
@@ -534,7 +586,33 @@
               <w:rPr>
                 <w:b/>
               </w:rPr>
-              <w:t>The challenge, and how the VA handled it</w:t>
+              <w:t>Reflection: the obstacle (what made the call difficult)</w:t>
+            </w:r>
+          </w:p>
+        </w:tc>
+        <w:tc>
+          <w:tcPr>
+            <w:tcW w:type="dxa" w:w="6000"/>
+          </w:tcPr>
+          <w:p>
+            <w:r>
+              <w:br/>
+            </w:r>
+          </w:p>
+        </w:tc>
+      </w:tr>
+      <w:tr>
+        <w:tc>
+          <w:tcPr>
+            <w:tcW w:type="dxa" w:w="3400"/>
+            <w:shd w:val="clear" w:color="auto" w:fill="E8EBF5"/>
+          </w:tcPr>
+          <w:p>
+            <w:r>
+              <w:rPr>
+                <w:b/>
+              </w:rPr>
+              <w:t>Reflection: the VA's response (how the receptionist handled it)</w:t>
             </w:r>
           </w:p>
         </w:tc>
@@ -709,7 +787,33 @@
               <w:rPr>
                 <w:b/>
               </w:rPr>
-              <w:t>The challenge, and how the VA handled it</w:t>
+              <w:t>Reflection: the obstacle (what made the call difficult)</w:t>
+            </w:r>
+          </w:p>
+        </w:tc>
+        <w:tc>
+          <w:tcPr>
+            <w:tcW w:type="dxa" w:w="6000"/>
+          </w:tcPr>
+          <w:p>
+            <w:r>
+              <w:br/>
+            </w:r>
+          </w:p>
+        </w:tc>
+      </w:tr>
+      <w:tr>
+        <w:tc>
+          <w:tcPr>
+            <w:tcW w:type="dxa" w:w="3400"/>
+            <w:shd w:val="clear" w:color="auto" w:fill="E8EBF5"/>
+          </w:tcPr>
+          <w:p>
+            <w:r>
+              <w:rPr>
+                <w:b/>
+              </w:rPr>
+              <w:t>Reflection: the VA's response (how the receptionist handled it)</w:t>
             </w:r>
           </w:p>
         </w:tc>
@@ -884,7 +988,33 @@
               <w:rPr>
                 <w:b/>
               </w:rPr>
-              <w:t>The challenge, and how the VA handled it</w:t>
+              <w:t>Reflection: the obstacle (what made the call difficult)</w:t>
+            </w:r>
+          </w:p>
+        </w:tc>
+        <w:tc>
+          <w:tcPr>
+            <w:tcW w:type="dxa" w:w="6000"/>
+          </w:tcPr>
+          <w:p>
+            <w:r>
+              <w:br/>
+            </w:r>
+          </w:p>
+        </w:tc>
+      </w:tr>
+      <w:tr>
+        <w:tc>
+          <w:tcPr>
+            <w:tcW w:type="dxa" w:w="3400"/>
+            <w:shd w:val="clear" w:color="auto" w:fill="E8EBF5"/>
+          </w:tcPr>
+          <w:p>
+            <w:r>
+              <w:rPr>
+                <w:b/>
+              </w:rPr>
+              <w:t>Reflection: the VA's response (how the receptionist handled it)</w:t>
             </w:r>
           </w:p>
         </w:tc>
@@ -1059,7 +1189,33 @@
               <w:rPr>
                 <w:b/>
               </w:rPr>
-              <w:t>The challenge, and how the VA handled it</w:t>
+              <w:t>Reflection: the obstacle (what made the call difficult)</w:t>
+            </w:r>
+          </w:p>
+        </w:tc>
+        <w:tc>
+          <w:tcPr>
+            <w:tcW w:type="dxa" w:w="6000"/>
+          </w:tcPr>
+          <w:p>
+            <w:r>
+              <w:br/>
+            </w:r>
+          </w:p>
+        </w:tc>
+      </w:tr>
+      <w:tr>
+        <w:tc>
+          <w:tcPr>
+            <w:tcW w:type="dxa" w:w="3400"/>
+            <w:shd w:val="clear" w:color="auto" w:fill="E8EBF5"/>
+          </w:tcPr>
+          <w:p>
+            <w:r>
+              <w:rPr>
+                <w:b/>
+              </w:rPr>
+              <w:t>Reflection: the VA's response (how the receptionist handled it)</w:t>
             </w:r>
           </w:p>
         </w:tc>

--- a/handouts/LSH_Day3_PI_Reception_Activity_Worksheet.docx
+++ b/handouts/LSH_Day3_PI_Reception_Activity_Worksheet.docx
@@ -30,7 +30,7 @@
         <w:pStyle w:val="Heading2"/>
       </w:pPr>
       <w:r>
-        <w:t>Call 1: The Tow Yard  (Background noise)</w:t>
+        <w:t>Call 1: The Missing Email  (Mixed-up details)</w:t>
       </w:r>
     </w:p>
     <w:tbl>
@@ -231,7 +231,7 @@
         <w:pStyle w:val="Heading2"/>
       </w:pPr>
       <w:r>
-        <w:t>Call 2: Breaking Up on the Highway  (Connection issues)</w:t>
+        <w:t>Call 2: Third Time Calling  (A frustrated repeat caller)</w:t>
       </w:r>
     </w:p>
     <w:tbl>
@@ -432,7 +432,7 @@
         <w:pStyle w:val="Heading2"/>
       </w:pPr>
       <w:r>
-        <w:t>Call 3: Hablo Poquito Inglés  (Language barrier)</w:t>
+        <w:t>Call 3: Which Office?  (An unclear request)</w:t>
       </w:r>
     </w:p>
     <w:tbl>
@@ -633,7 +633,7 @@
         <w:pStyle w:val="Heading2"/>
       </w:pPr>
       <w:r>
-        <w:t>Call 4: The Speakerphone Echo  (Poor audio quality)</w:t>
+        <w:t>Call 4: Just Confirming  (A short call)</w:t>
       </w:r>
     </w:p>
     <w:tbl>
@@ -834,7 +834,7 @@
         <w:pStyle w:val="Heading2"/>
       </w:pPr>
       <w:r>
-        <w:t>Call 5: The Fast-Talking Adjuster  (Background noise and a fast talker)</w:t>
+        <w:t>Call 5: No Ride Tomorrow  (Rescheduling and a warm transfer)</w:t>
       </w:r>
     </w:p>
     <w:tbl>

--- a/handouts/LSH_Day3_PI_Reception_Activity_Worksheet.docx
+++ b/handouts/LSH_Day3_PI_Reception_Activity_Worksheet.docx
@@ -7,7 +7,7 @@
         <w:pStyle w:val="Title"/>
       </w:pPr>
       <w:r>
-        <w:t>Call Intake &amp; Data Extraction: 6 Practice Calls</w:t>
+        <w:t>Call Intake &amp; Data Extraction: 5 Practice Calls</w:t>
       </w:r>
     </w:p>
     <w:p>
@@ -1030,207 +1030,6 @@
         </w:tc>
       </w:tr>
     </w:tbl>
-    <w:p>
-      <w:pPr>
-        <w:pStyle w:val="Heading2"/>
-      </w:pPr>
-      <w:r>
-        <w:t>Call 6: Mom on the Line  (Background noise and an unauthorized caller)</w:t>
-      </w:r>
-    </w:p>
-    <w:tbl>
-      <w:tblPr>
-        <w:tblStyle w:val="TableGrid"/>
-        <w:tblW w:type="auto" w:w="0"/>
-        <w:tblLook w:firstColumn="1" w:firstRow="1" w:lastColumn="0" w:lastRow="0" w:noHBand="0" w:noVBand="1" w:val="04A0"/>
-      </w:tblPr>
-      <w:tblGrid>
-        <w:gridCol w:w="4320"/>
-        <w:gridCol w:w="4320"/>
-      </w:tblGrid>
-      <w:tr>
-        <w:tc>
-          <w:tcPr>
-            <w:tcW w:type="dxa" w:w="3400"/>
-            <w:shd w:val="clear" w:color="auto" w:fill="E8EBF5"/>
-          </w:tcPr>
-          <w:p>
-            <w:r>
-              <w:rPr>
-                <w:b/>
-              </w:rPr>
-              <w:t>1. Caller (name, and who they are)</w:t>
-            </w:r>
-          </w:p>
-        </w:tc>
-        <w:tc>
-          <w:tcPr>
-            <w:tcW w:type="dxa" w:w="6000"/>
-          </w:tcPr>
-          <w:p>
-            <w:r>
-              <w:br/>
-            </w:r>
-          </w:p>
-        </w:tc>
-      </w:tr>
-      <w:tr>
-        <w:tc>
-          <w:tcPr>
-            <w:tcW w:type="dxa" w:w="3400"/>
-            <w:shd w:val="clear" w:color="auto" w:fill="E8EBF5"/>
-          </w:tcPr>
-          <w:p>
-            <w:r>
-              <w:rPr>
-                <w:b/>
-              </w:rPr>
-              <w:t>2. Callback number</w:t>
-            </w:r>
-          </w:p>
-        </w:tc>
-        <w:tc>
-          <w:tcPr>
-            <w:tcW w:type="dxa" w:w="6000"/>
-          </w:tcPr>
-          <w:p>
-            <w:r>
-              <w:br/>
-            </w:r>
-          </w:p>
-        </w:tc>
-      </w:tr>
-      <w:tr>
-        <w:tc>
-          <w:tcPr>
-            <w:tcW w:type="dxa" w:w="3400"/>
-            <w:shd w:val="clear" w:color="auto" w:fill="E8EBF5"/>
-          </w:tcPr>
-          <w:p>
-            <w:r>
-              <w:rPr>
-                <w:b/>
-              </w:rPr>
-              <w:t>3. Verified? (how, or why nothing could be shared)</w:t>
-            </w:r>
-          </w:p>
-        </w:tc>
-        <w:tc>
-          <w:tcPr>
-            <w:tcW w:type="dxa" w:w="6000"/>
-          </w:tcPr>
-          <w:p>
-            <w:r>
-              <w:br/>
-            </w:r>
-          </w:p>
-        </w:tc>
-      </w:tr>
-      <w:tr>
-        <w:tc>
-          <w:tcPr>
-            <w:tcW w:type="dxa" w:w="3400"/>
-            <w:shd w:val="clear" w:color="auto" w:fill="E8EBF5"/>
-          </w:tcPr>
-          <w:p>
-            <w:r>
-              <w:rPr>
-                <w:b/>
-              </w:rPr>
-              <w:t>4. Reason for the call</w:t>
-            </w:r>
-          </w:p>
-        </w:tc>
-        <w:tc>
-          <w:tcPr>
-            <w:tcW w:type="dxa" w:w="6000"/>
-          </w:tcPr>
-          <w:p>
-            <w:r>
-              <w:br/>
-            </w:r>
-          </w:p>
-        </w:tc>
-      </w:tr>
-      <w:tr>
-        <w:tc>
-          <w:tcPr>
-            <w:tcW w:type="dxa" w:w="3400"/>
-            <w:shd w:val="clear" w:color="auto" w:fill="E8EBF5"/>
-          </w:tcPr>
-          <w:p>
-            <w:r>
-              <w:rPr>
-                <w:b/>
-              </w:rPr>
-              <w:t>5. Action taken (who it went to, and how)</w:t>
-            </w:r>
-          </w:p>
-        </w:tc>
-        <w:tc>
-          <w:tcPr>
-            <w:tcW w:type="dxa" w:w="6000"/>
-          </w:tcPr>
-          <w:p>
-            <w:r>
-              <w:br/>
-            </w:r>
-          </w:p>
-        </w:tc>
-      </w:tr>
-      <w:tr>
-        <w:tc>
-          <w:tcPr>
-            <w:tcW w:type="dxa" w:w="3400"/>
-            <w:shd w:val="clear" w:color="auto" w:fill="E8EBF5"/>
-          </w:tcPr>
-          <w:p>
-            <w:r>
-              <w:rPr>
-                <w:b/>
-              </w:rPr>
-              <w:t>Reflection: the obstacle (what made the call difficult)</w:t>
-            </w:r>
-          </w:p>
-        </w:tc>
-        <w:tc>
-          <w:tcPr>
-            <w:tcW w:type="dxa" w:w="6000"/>
-          </w:tcPr>
-          <w:p>
-            <w:r>
-              <w:br/>
-            </w:r>
-          </w:p>
-        </w:tc>
-      </w:tr>
-      <w:tr>
-        <w:tc>
-          <w:tcPr>
-            <w:tcW w:type="dxa" w:w="3400"/>
-            <w:shd w:val="clear" w:color="auto" w:fill="E8EBF5"/>
-          </w:tcPr>
-          <w:p>
-            <w:r>
-              <w:rPr>
-                <w:b/>
-              </w:rPr>
-              <w:t>Reflection: the VA's response (how the receptionist handled it)</w:t>
-            </w:r>
-          </w:p>
-        </w:tc>
-        <w:tc>
-          <w:tcPr>
-            <w:tcW w:type="dxa" w:w="6000"/>
-          </w:tcPr>
-          <w:p>
-            <w:r>
-              <w:br/>
-            </w:r>
-          </w:p>
-        </w:tc>
-      </w:tr>
-    </w:tbl>
     <w:p/>
     <w:p>
       <w:r>

--- a/handouts/LSH_Day3_PI_Reception_Activity_Worksheet.docx
+++ b/handouts/LSH_Day3_PI_Reception_Activity_Worksheet.docx
@@ -7,7 +7,7 @@
         <w:pStyle w:val="Title"/>
       </w:pPr>
       <w:r>
-        <w:t>Call Intake &amp; Data Extraction: 5 Practice Calls</w:t>
+        <w:t>Reception Listening Activity: 5 Practice Calls</w:t>
       </w:r>
     </w:p>
     <w:p>
@@ -30,7 +30,7 @@
         <w:pStyle w:val="Heading2"/>
       </w:pPr>
       <w:r>
-        <w:t>Call 1: The Missing Email  (Mixed-up details)</w:t>
+        <w:t>Call 1: The Tow Yard  (Background noise)</w:t>
       </w:r>
     </w:p>
     <w:tbl>
@@ -231,7 +231,7 @@
         <w:pStyle w:val="Heading2"/>
       </w:pPr>
       <w:r>
-        <w:t>Call 2: Third Time Calling  (A frustrated repeat caller)</w:t>
+        <w:t>Call 2: Breaking Up on the Highway  (Connection issues)</w:t>
       </w:r>
     </w:p>
     <w:tbl>
@@ -432,7 +432,7 @@
         <w:pStyle w:val="Heading2"/>
       </w:pPr>
       <w:r>
-        <w:t>Call 3: Which Office?  (An unclear request)</w:t>
+        <w:t>Call 3: Hablo Poquito Inglés  (Language barrier)</w:t>
       </w:r>
     </w:p>
     <w:tbl>
@@ -633,7 +633,7 @@
         <w:pStyle w:val="Heading2"/>
       </w:pPr>
       <w:r>
-        <w:t>Call 4: Just Confirming  (A short call)</w:t>
+        <w:t>Call 4: The Speakerphone Echo  (Poor audio quality)</w:t>
       </w:r>
     </w:p>
     <w:tbl>
@@ -834,7 +834,7 @@
         <w:pStyle w:val="Heading2"/>
       </w:pPr>
       <w:r>
-        <w:t>Call 5: No Ride Tomorrow  (Rescheduling and a warm transfer)</w:t>
+        <w:t>Call 5: The Fast-Talking Adjuster  (Background noise and a fast talker)</w:t>
       </w:r>
     </w:p>
     <w:tbl>
